--- a/public/audrey-baliao-service-contract.docx
+++ b/public/audrey-baliao-service-contract.docx
@@ -136,7 +136,7 @@
           <w:color w:val="0A2418"/>
           <w:sz w:val="40"/>
         </w:rPr>
-        <w:t>Service contract — video editing</w:t>
+        <w:t>Service contract for video editing</w:t>
       </w:r>
     </w:p>
     <w:p>
@@ -193,7 +193,7 @@
           <w:color w:val="606B60"/>
           <w:sz w:val="21"/>
         </w:rPr>
-        <w:t>Audrey Baliao — Philippines</w:t>
+        <w:t>Audrey Baliao, Philippines</w:t>
       </w:r>
     </w:p>
     <w:p>
